--- a/Cours/6eme/SaintExupery/Chapitre_5_1/Documents/Chapitre 5 - Partie 1 - Droites et segments (A trou).docx
+++ b/Cours/6eme/SaintExupery/Chapitre_5_1/Documents/Chapitre 5 - Partie 1 - Droites et segments (A trou).docx
@@ -484,27 +484,7 @@
           <w:szCs w:val="24"/>
           <w:lang w:eastAsia="fr-FR"/>
         </w:rPr>
-        <w:t xml:space="preserve">Un segment se note avec </w:t>
-      </w:r>
-      <w:proofErr w:type="gramStart"/>
-      <w:r>
-        <w:rPr>
-          <w:rFonts w:eastAsia="Times New Roman" w:cstheme="minorHAnsi"/>
-          <w:sz w:val="24"/>
-          <w:szCs w:val="24"/>
-          <w:lang w:eastAsia="fr-FR"/>
-        </w:rPr>
-        <w:t>des crochet</w:t>
-      </w:r>
-      <w:proofErr w:type="gramEnd"/>
-      <w:r>
-        <w:rPr>
-          <w:rFonts w:eastAsia="Times New Roman" w:cstheme="minorHAnsi"/>
-          <w:sz w:val="24"/>
-          <w:szCs w:val="24"/>
-          <w:lang w:eastAsia="fr-FR"/>
-        </w:rPr>
-        <w:t xml:space="preserve"> : </w:t>
+        <w:t xml:space="preserve">Un segment se note avec des crochet : </w:t>
       </w:r>
       <m:oMath>
         <m:r>
@@ -1794,27 +1774,7 @@
           <w:szCs w:val="24"/>
           <w:lang w:eastAsia="fr-FR"/>
         </w:rPr>
-        <w:t xml:space="preserve">Une demi-droite se note avec un crochet et </w:t>
-      </w:r>
-      <w:proofErr w:type="gramStart"/>
-      <w:r>
-        <w:rPr>
-          <w:rFonts w:eastAsia="Times New Roman" w:cstheme="minorHAnsi"/>
-          <w:sz w:val="24"/>
-          <w:szCs w:val="24"/>
-          <w:lang w:eastAsia="fr-FR"/>
-        </w:rPr>
-        <w:t>une parenthèses</w:t>
-      </w:r>
-      <w:proofErr w:type="gramEnd"/>
-      <w:r>
-        <w:rPr>
-          <w:rFonts w:eastAsia="Times New Roman" w:cstheme="minorHAnsi"/>
-          <w:sz w:val="24"/>
-          <w:szCs w:val="24"/>
-          <w:lang w:eastAsia="fr-FR"/>
-        </w:rPr>
-        <w:t xml:space="preserve"> : </w:t>
+        <w:t xml:space="preserve">Une demi-droite se note avec un crochet et une parenthèses : </w:t>
       </w:r>
       <m:oMath>
         <m:r>
@@ -3837,44 +3797,21 @@
       </w:pPr>
       <w:r>
         <w:rPr>
-          <w:rFonts w:eastAsia="Times New Roman" w:cstheme="minorHAnsi"/>
-          <w:b/>
-          <w:bCs/>
-          <w:sz w:val="24"/>
-          <w:szCs w:val="24"/>
-          <w:u w:val="single"/>
-          <w:lang w:eastAsia="fr-FR"/>
-        </w:rPr>
-        <w:t>Exemple :</w:t>
-      </w:r>
-    </w:p>
-    <w:p>
-      <w:pPr>
-        <w:spacing w:after="0" w:line="240" w:lineRule="auto"/>
-        <w:rPr>
-          <w:rFonts w:eastAsia="Times New Roman" w:cstheme="minorHAnsi"/>
-          <w:sz w:val="24"/>
-          <w:szCs w:val="24"/>
-          <w:lang w:eastAsia="fr-FR"/>
-        </w:rPr>
-      </w:pPr>
-      <w:r>
-        <w:rPr>
           <w:noProof/>
         </w:rPr>
         <w:drawing>
-          <wp:anchor distT="0" distB="0" distL="114300" distR="114300" simplePos="0" relativeHeight="251664384" behindDoc="0" locked="0" layoutInCell="1" allowOverlap="1" wp14:anchorId="1BF42040" wp14:editId="7F85EB8C">
+          <wp:anchor distT="0" distB="0" distL="114300" distR="114300" simplePos="0" relativeHeight="251663360" behindDoc="0" locked="0" layoutInCell="1" allowOverlap="1" wp14:anchorId="4FCB6322" wp14:editId="01B6FFD6">
             <wp:simplePos x="0" y="0"/>
-            <wp:positionH relativeFrom="margin">
-              <wp:align>left</wp:align>
+            <wp:positionH relativeFrom="column">
+              <wp:posOffset>-2540</wp:posOffset>
             </wp:positionH>
             <wp:positionV relativeFrom="paragraph">
-              <wp:posOffset>193040</wp:posOffset>
+              <wp:posOffset>288925</wp:posOffset>
             </wp:positionV>
-            <wp:extent cx="1557655" cy="661035"/>
-            <wp:effectExtent l="0" t="0" r="4445" b="5715"/>
+            <wp:extent cx="2414905" cy="1162050"/>
+            <wp:effectExtent l="0" t="0" r="4445" b="0"/>
             <wp:wrapSquare wrapText="bothSides"/>
-            <wp:docPr id="15" name="Graphique 15"/>
+            <wp:docPr id="16" name="Graphique 16"/>
             <wp:cNvGraphicFramePr>
               <a:graphicFrameLocks xmlns:a="http://schemas.openxmlformats.org/drawingml/2006/main" noChangeAspect="1"/>
             </wp:cNvGraphicFramePr>
@@ -3882,8 +3819,10 @@
               <a:graphicData uri="http://schemas.openxmlformats.org/drawingml/2006/picture">
                 <pic:pic xmlns:pic="http://schemas.openxmlformats.org/drawingml/2006/picture">
                   <pic:nvPicPr>
-                    <pic:cNvPr id="1" name=""/>
-                    <pic:cNvPicPr/>
+                    <pic:cNvPr id="12" name="Graphique 12"/>
+                    <pic:cNvPicPr>
+                      <a:picLocks noChangeAspect="1"/>
+                    </pic:cNvPicPr>
                   </pic:nvPicPr>
                   <pic:blipFill>
                     <a:blip r:embed="rId16">
@@ -3903,7 +3842,7 @@
                   <pic:spPr>
                     <a:xfrm>
                       <a:off x="0" y="0"/>
-                      <a:ext cx="1557655" cy="661035"/>
+                      <a:ext cx="2414905" cy="1162050"/>
                     </a:xfrm>
                     <a:prstGeom prst="rect">
                       <a:avLst/>
@@ -3921,12 +3860,27 @@
           </wp:anchor>
         </w:drawing>
       </w:r>
+      <w:r>
+        <w:rPr>
+          <w:rFonts w:eastAsia="Times New Roman" w:cstheme="minorHAnsi"/>
+          <w:b/>
+          <w:bCs/>
+          <w:sz w:val="24"/>
+          <w:szCs w:val="24"/>
+          <w:u w:val="single"/>
+          <w:lang w:eastAsia="fr-FR"/>
+        </w:rPr>
+        <w:t>Exemple :</w:t>
+      </w:r>
     </w:p>
     <w:p>
       <w:pPr>
-        <w:spacing w:after="0" w:line="240" w:lineRule="auto"/>
-        <w:rPr>
-          <w:rFonts w:eastAsia="Times New Roman" w:cstheme="minorHAnsi"/>
+        <w:tabs>
+          <w:tab w:val="left" w:pos="7513"/>
+        </w:tabs>
+        <w:spacing w:after="0" w:line="360" w:lineRule="auto"/>
+        <w:rPr>
+          <w:rFonts w:eastAsia="Times New Roman" w:cs="Arial"/>
           <w:sz w:val="24"/>
           <w:szCs w:val="24"/>
           <w:lang w:eastAsia="fr-FR"/>
@@ -3940,7 +3894,7 @@
             <w:szCs w:val="24"/>
             <w:lang w:eastAsia="fr-FR"/>
           </w:rPr>
-          <m:t>C∈(AB)</m:t>
+          <m:t>C        (AB)</m:t>
         </m:r>
       </m:oMath>
       <w:r>
@@ -3952,17 +3906,183 @@
         </w:rPr>
         <w:t xml:space="preserve"> </w:t>
       </w:r>
+      <w:r>
+        <w:rPr>
+          <w:rFonts w:ascii="Arial" w:eastAsia="Times New Roman" w:hAnsi="Arial" w:cs="Arial"/>
+          <w:sz w:val="24"/>
+          <w:szCs w:val="24"/>
+          <w:lang w:eastAsia="fr-FR"/>
+        </w:rPr>
+        <w:t>→</w:t>
+      </w:r>
+      <w:r>
+        <w:rPr>
+          <w:rFonts w:eastAsia="Times New Roman" w:cs="Arial"/>
+          <w:sz w:val="24"/>
+          <w:szCs w:val="24"/>
+          <w:lang w:eastAsia="fr-FR"/>
+        </w:rPr>
+        <w:t xml:space="preserve"> </w:t>
+      </w:r>
+      <m:oMath>
+        <m:r>
+          <w:rPr>
+            <w:rFonts w:ascii="Cambria Math" w:eastAsia="Times New Roman" w:hAnsi="Cambria Math" w:cs="Arial"/>
+            <w:sz w:val="24"/>
+            <w:szCs w:val="24"/>
+            <w:lang w:eastAsia="fr-FR"/>
+          </w:rPr>
+          <m:t>C</m:t>
+        </m:r>
+      </m:oMath>
+      <w:r>
+        <w:rPr>
+          <w:rFonts w:eastAsia="Times New Roman" w:cs="Arial"/>
+          <w:sz w:val="24"/>
+          <w:szCs w:val="24"/>
+          <w:u w:val="dash"/>
+          <w:lang w:eastAsia="fr-FR"/>
+        </w:rPr>
+        <w:tab/>
+      </w:r>
+      <w:r>
+        <w:rPr>
+          <w:rFonts w:eastAsia="Times New Roman" w:cs="Arial"/>
+          <w:sz w:val="24"/>
+          <w:szCs w:val="24"/>
+          <w:lang w:eastAsia="fr-FR"/>
+        </w:rPr>
+        <w:t xml:space="preserve"> à la droite </w:t>
+      </w:r>
+      <m:oMath>
+        <m:r>
+          <w:rPr>
+            <w:rFonts w:ascii="Cambria Math" w:eastAsia="Times New Roman" w:hAnsi="Cambria Math" w:cs="Arial"/>
+            <w:sz w:val="24"/>
+            <w:szCs w:val="24"/>
+            <w:lang w:eastAsia="fr-FR"/>
+          </w:rPr>
+          <m:t>(AB)</m:t>
+        </m:r>
+      </m:oMath>
     </w:p>
     <w:p>
       <w:pPr>
-        <w:spacing w:after="0" w:line="240" w:lineRule="auto"/>
+        <w:tabs>
+          <w:tab w:val="left" w:pos="7513"/>
+        </w:tabs>
+        <w:spacing w:after="0" w:line="360" w:lineRule="auto"/>
+        <w:rPr>
+          <w:rFonts w:eastAsia="Times New Roman" w:cs="Arial"/>
+          <w:sz w:val="24"/>
+          <w:szCs w:val="24"/>
+          <w:lang w:eastAsia="fr-FR"/>
+        </w:rPr>
+      </w:pPr>
+      <m:oMath>
+        <m:r>
+          <w:rPr>
+            <w:rFonts w:ascii="Cambria Math" w:eastAsia="Times New Roman" w:hAnsi="Cambria Math" w:cstheme="minorHAnsi"/>
+            <w:sz w:val="24"/>
+            <w:szCs w:val="24"/>
+            <w:lang w:eastAsia="fr-FR"/>
+          </w:rPr>
+          <m:t>B        [AC]</m:t>
+        </m:r>
+      </m:oMath>
+      <w:r>
         <w:rPr>
           <w:rFonts w:eastAsia="Times New Roman" w:cstheme="minorHAnsi"/>
           <w:sz w:val="24"/>
           <w:szCs w:val="24"/>
           <w:lang w:eastAsia="fr-FR"/>
         </w:rPr>
-      </w:pPr>
+        <w:t xml:space="preserve"> </w:t>
+      </w:r>
+      <w:r>
+        <w:rPr>
+          <w:rFonts w:ascii="Arial" w:eastAsia="Times New Roman" w:hAnsi="Arial" w:cs="Arial"/>
+          <w:sz w:val="24"/>
+          <w:szCs w:val="24"/>
+          <w:lang w:eastAsia="fr-FR"/>
+        </w:rPr>
+        <w:t>→</w:t>
+      </w:r>
+      <w:r>
+        <w:rPr>
+          <w:rFonts w:eastAsia="Times New Roman" w:cs="Arial"/>
+          <w:sz w:val="24"/>
+          <w:szCs w:val="24"/>
+          <w:lang w:eastAsia="fr-FR"/>
+        </w:rPr>
+        <w:t xml:space="preserve"> </w:t>
+      </w:r>
+      <m:oMath>
+        <m:r>
+          <w:rPr>
+            <w:rFonts w:ascii="Cambria Math" w:eastAsia="Times New Roman" w:hAnsi="Cambria Math" w:cs="Arial"/>
+            <w:sz w:val="24"/>
+            <w:szCs w:val="24"/>
+            <w:lang w:eastAsia="fr-FR"/>
+          </w:rPr>
+          <m:t>C</m:t>
+        </m:r>
+      </m:oMath>
+      <w:r>
+        <w:rPr>
+          <w:rFonts w:eastAsia="Times New Roman" w:cs="Arial"/>
+          <w:sz w:val="24"/>
+          <w:szCs w:val="24"/>
+          <w:u w:val="dash"/>
+          <w:lang w:eastAsia="fr-FR"/>
+        </w:rPr>
+        <w:tab/>
+      </w:r>
+      <w:r>
+        <w:rPr>
+          <w:rFonts w:eastAsia="Times New Roman" w:cs="Arial"/>
+          <w:sz w:val="24"/>
+          <w:szCs w:val="24"/>
+          <w:lang w:eastAsia="fr-FR"/>
+        </w:rPr>
+        <w:t xml:space="preserve"> au segment</w:t>
+      </w:r>
+      <m:oMath>
+        <m:r>
+          <w:rPr>
+            <w:rFonts w:ascii="Cambria Math" w:eastAsia="Times New Roman" w:hAnsi="Cambria Math" w:cs="Arial"/>
+            <w:sz w:val="24"/>
+            <w:szCs w:val="24"/>
+            <w:lang w:eastAsia="fr-FR"/>
+          </w:rPr>
+          <m:t>[AC]</m:t>
+        </m:r>
+      </m:oMath>
+    </w:p>
+    <w:p>
+      <w:pPr>
+        <w:tabs>
+          <w:tab w:val="left" w:pos="7513"/>
+        </w:tabs>
+        <w:spacing w:after="0" w:line="360" w:lineRule="auto"/>
+        <w:rPr>
+          <w:rFonts w:eastAsia="Times New Roman" w:cs="Arial"/>
+          <w:sz w:val="24"/>
+          <w:szCs w:val="24"/>
+          <w:lang w:eastAsia="fr-FR"/>
+        </w:rPr>
+      </w:pPr>
+      <m:oMath>
+        <m:r>
+          <w:rPr>
+            <w:rFonts w:ascii="Cambria Math" w:eastAsia="Times New Roman" w:hAnsi="Cambria Math" w:cstheme="minorHAnsi"/>
+            <w:sz w:val="24"/>
+            <w:szCs w:val="24"/>
+            <w:lang w:eastAsia="fr-FR"/>
+          </w:rPr>
+          <m:t>C        (AB]</m:t>
+        </m:r>
+      </m:oMath>
       <w:r>
         <w:rPr>
           <w:rFonts w:eastAsia="Times New Roman" w:cstheme="minorHAnsi"/>
@@ -3970,8 +4090,253 @@
           <w:szCs w:val="24"/>
           <w:lang w:eastAsia="fr-FR"/>
         </w:rPr>
-        <w:t>C appartient à (AB)</w:t>
-      </w:r>
+        <w:t xml:space="preserve"> </w:t>
+      </w:r>
+      <w:r>
+        <w:rPr>
+          <w:rFonts w:ascii="Arial" w:eastAsia="Times New Roman" w:hAnsi="Arial" w:cs="Arial"/>
+          <w:sz w:val="24"/>
+          <w:szCs w:val="24"/>
+          <w:lang w:eastAsia="fr-FR"/>
+        </w:rPr>
+        <w:t>→</w:t>
+      </w:r>
+      <w:r>
+        <w:rPr>
+          <w:rFonts w:eastAsia="Times New Roman" w:cs="Arial"/>
+          <w:sz w:val="24"/>
+          <w:szCs w:val="24"/>
+          <w:lang w:eastAsia="fr-FR"/>
+        </w:rPr>
+        <w:t xml:space="preserve"> </w:t>
+      </w:r>
+      <m:oMath>
+        <m:r>
+          <w:rPr>
+            <w:rFonts w:ascii="Cambria Math" w:eastAsia="Times New Roman" w:hAnsi="Cambria Math" w:cs="Arial"/>
+            <w:sz w:val="24"/>
+            <w:szCs w:val="24"/>
+            <w:lang w:eastAsia="fr-FR"/>
+          </w:rPr>
+          <m:t>C</m:t>
+        </m:r>
+      </m:oMath>
+      <w:r>
+        <w:rPr>
+          <w:rFonts w:eastAsia="Times New Roman" w:cs="Arial"/>
+          <w:sz w:val="24"/>
+          <w:szCs w:val="24"/>
+          <w:u w:val="dash"/>
+          <w:lang w:eastAsia="fr-FR"/>
+        </w:rPr>
+        <w:tab/>
+      </w:r>
+      <w:r>
+        <w:rPr>
+          <w:rFonts w:eastAsia="Times New Roman" w:cs="Arial"/>
+          <w:sz w:val="24"/>
+          <w:szCs w:val="24"/>
+          <w:lang w:eastAsia="fr-FR"/>
+        </w:rPr>
+        <w:t xml:space="preserve"> à la demi-droite </w:t>
+      </w:r>
+      <m:oMath>
+        <m:r>
+          <w:rPr>
+            <w:rFonts w:ascii="Cambria Math" w:eastAsia="Times New Roman" w:hAnsi="Cambria Math" w:cs="Arial"/>
+            <w:sz w:val="24"/>
+            <w:szCs w:val="24"/>
+            <w:lang w:eastAsia="fr-FR"/>
+          </w:rPr>
+          <m:t>(AB]</m:t>
+        </m:r>
+      </m:oMath>
+    </w:p>
+    <w:p>
+      <w:pPr>
+        <w:tabs>
+          <w:tab w:val="left" w:pos="7513"/>
+        </w:tabs>
+        <w:spacing w:after="0" w:line="360" w:lineRule="auto"/>
+        <w:rPr>
+          <w:rFonts w:eastAsia="Times New Roman" w:cs="Arial"/>
+          <w:sz w:val="24"/>
+          <w:szCs w:val="24"/>
+          <w:lang w:eastAsia="fr-FR"/>
+        </w:rPr>
+      </w:pPr>
+      <m:oMath>
+        <m:r>
+          <w:rPr>
+            <w:rFonts w:ascii="Cambria Math" w:eastAsia="Times New Roman" w:hAnsi="Cambria Math" w:cstheme="minorHAnsi"/>
+            <w:sz w:val="24"/>
+            <w:szCs w:val="24"/>
+            <w:lang w:eastAsia="fr-FR"/>
+          </w:rPr>
+          <m:t>D        (AB)</m:t>
+        </m:r>
+      </m:oMath>
+      <w:r>
+        <w:rPr>
+          <w:rFonts w:eastAsia="Times New Roman" w:cstheme="minorHAnsi"/>
+          <w:sz w:val="24"/>
+          <w:szCs w:val="24"/>
+          <w:lang w:eastAsia="fr-FR"/>
+        </w:rPr>
+        <w:t xml:space="preserve"> </w:t>
+      </w:r>
+      <w:r>
+        <w:rPr>
+          <w:rFonts w:ascii="Arial" w:eastAsia="Times New Roman" w:hAnsi="Arial" w:cs="Arial"/>
+          <w:sz w:val="24"/>
+          <w:szCs w:val="24"/>
+          <w:lang w:eastAsia="fr-FR"/>
+        </w:rPr>
+        <w:t>→</w:t>
+      </w:r>
+      <w:r>
+        <w:rPr>
+          <w:rFonts w:eastAsia="Times New Roman" w:cs="Arial"/>
+          <w:sz w:val="24"/>
+          <w:szCs w:val="24"/>
+          <w:lang w:eastAsia="fr-FR"/>
+        </w:rPr>
+        <w:t xml:space="preserve"> </w:t>
+      </w:r>
+      <m:oMath>
+        <m:r>
+          <w:rPr>
+            <w:rFonts w:ascii="Cambria Math" w:eastAsia="Times New Roman" w:hAnsi="Cambria Math" w:cs="Arial"/>
+            <w:sz w:val="24"/>
+            <w:szCs w:val="24"/>
+            <w:lang w:eastAsia="fr-FR"/>
+          </w:rPr>
+          <m:t>C</m:t>
+        </m:r>
+      </m:oMath>
+      <w:r>
+        <w:rPr>
+          <w:rFonts w:eastAsia="Times New Roman" w:cs="Arial"/>
+          <w:sz w:val="24"/>
+          <w:szCs w:val="24"/>
+          <w:u w:val="dash"/>
+          <w:lang w:eastAsia="fr-FR"/>
+        </w:rPr>
+        <w:tab/>
+      </w:r>
+      <w:r>
+        <w:rPr>
+          <w:rFonts w:eastAsia="Times New Roman" w:cs="Arial"/>
+          <w:sz w:val="24"/>
+          <w:szCs w:val="24"/>
+          <w:lang w:eastAsia="fr-FR"/>
+        </w:rPr>
+        <w:t xml:space="preserve"> à la droite </w:t>
+      </w:r>
+      <m:oMath>
+        <m:r>
+          <w:rPr>
+            <w:rFonts w:ascii="Cambria Math" w:eastAsia="Times New Roman" w:hAnsi="Cambria Math" w:cs="Arial"/>
+            <w:sz w:val="24"/>
+            <w:szCs w:val="24"/>
+            <w:lang w:eastAsia="fr-FR"/>
+          </w:rPr>
+          <m:t>(AB)</m:t>
+        </m:r>
+      </m:oMath>
+    </w:p>
+    <w:p>
+      <w:pPr>
+        <w:tabs>
+          <w:tab w:val="left" w:pos="7513"/>
+        </w:tabs>
+        <w:spacing w:after="0" w:line="360" w:lineRule="auto"/>
+        <w:rPr>
+          <w:rFonts w:eastAsia="Times New Roman" w:cs="Arial"/>
+          <w:sz w:val="24"/>
+          <w:szCs w:val="24"/>
+          <w:lang w:eastAsia="fr-FR"/>
+        </w:rPr>
+      </w:pPr>
+      <m:oMath>
+        <m:r>
+          <w:rPr>
+            <w:rFonts w:ascii="Cambria Math" w:eastAsia="Times New Roman" w:hAnsi="Cambria Math" w:cstheme="minorHAnsi"/>
+            <w:sz w:val="24"/>
+            <w:szCs w:val="24"/>
+            <w:lang w:eastAsia="fr-FR"/>
+          </w:rPr>
+          <m:t>A        [BC]</m:t>
+        </m:r>
+      </m:oMath>
+      <w:r>
+        <w:rPr>
+          <w:rFonts w:eastAsia="Times New Roman" w:cstheme="minorHAnsi"/>
+          <w:sz w:val="24"/>
+          <w:szCs w:val="24"/>
+          <w:lang w:eastAsia="fr-FR"/>
+        </w:rPr>
+        <w:t xml:space="preserve"> </w:t>
+      </w:r>
+      <w:r>
+        <w:rPr>
+          <w:rFonts w:ascii="Arial" w:eastAsia="Times New Roman" w:hAnsi="Arial" w:cs="Arial"/>
+          <w:sz w:val="24"/>
+          <w:szCs w:val="24"/>
+          <w:lang w:eastAsia="fr-FR"/>
+        </w:rPr>
+        <w:t>→</w:t>
+      </w:r>
+      <w:r>
+        <w:rPr>
+          <w:rFonts w:eastAsia="Times New Roman" w:cs="Arial"/>
+          <w:sz w:val="24"/>
+          <w:szCs w:val="24"/>
+          <w:lang w:eastAsia="fr-FR"/>
+        </w:rPr>
+        <w:t xml:space="preserve"> </w:t>
+      </w:r>
+      <m:oMath>
+        <m:r>
+          <w:rPr>
+            <w:rFonts w:ascii="Cambria Math" w:eastAsia="Times New Roman" w:hAnsi="Cambria Math" w:cs="Arial"/>
+            <w:sz w:val="24"/>
+            <w:szCs w:val="24"/>
+            <w:lang w:eastAsia="fr-FR"/>
+          </w:rPr>
+          <m:t>C</m:t>
+        </m:r>
+      </m:oMath>
+      <w:r>
+        <w:rPr>
+          <w:rFonts w:eastAsia="Times New Roman" w:cs="Arial"/>
+          <w:sz w:val="24"/>
+          <w:szCs w:val="24"/>
+          <w:u w:val="dash"/>
+          <w:lang w:eastAsia="fr-FR"/>
+        </w:rPr>
+        <w:tab/>
+      </w:r>
+      <w:r>
+        <w:rPr>
+          <w:rFonts w:eastAsia="Times New Roman" w:cs="Arial"/>
+          <w:sz w:val="24"/>
+          <w:szCs w:val="24"/>
+          <w:lang w:eastAsia="fr-FR"/>
+        </w:rPr>
+        <w:t xml:space="preserve"> au segment </w:t>
+      </w:r>
+      <m:oMath>
+        <m:r>
+          <w:rPr>
+            <w:rFonts w:ascii="Cambria Math" w:eastAsia="Times New Roman" w:hAnsi="Cambria Math" w:cs="Arial"/>
+            <w:sz w:val="24"/>
+            <w:szCs w:val="24"/>
+            <w:lang w:eastAsia="fr-FR"/>
+          </w:rPr>
+          <m:t>[BC]</m:t>
+        </m:r>
+      </m:oMath>
     </w:p>
     <w:p>
       <w:pPr>

--- a/Cours/6eme/SaintExupery/Chapitre_5_1/Documents/Chapitre 5 - Partie 1 - Droites et segments (A trou).docx
+++ b/Cours/6eme/SaintExupery/Chapitre_5_1/Documents/Chapitre 5 - Partie 1 - Droites et segments (A trou).docx
@@ -2784,7 +2784,25 @@
           <w:szCs w:val="24"/>
           <w:lang w:eastAsia="fr-FR"/>
         </w:rPr>
-        <w:t xml:space="preserve">Les points D, M et D sont alignés. </w:t>
+        <w:t xml:space="preserve">Les points D, M et </w:t>
+      </w:r>
+      <w:r>
+        <w:rPr>
+          <w:rFonts w:eastAsia="Times New Roman" w:cstheme="minorHAnsi"/>
+          <w:sz w:val="24"/>
+          <w:szCs w:val="24"/>
+          <w:lang w:eastAsia="fr-FR"/>
+        </w:rPr>
+        <w:t>N</w:t>
+      </w:r>
+      <w:r>
+        <w:rPr>
+          <w:rFonts w:eastAsia="Times New Roman" w:cstheme="minorHAnsi"/>
+          <w:sz w:val="24"/>
+          <w:szCs w:val="24"/>
+          <w:lang w:eastAsia="fr-FR"/>
+        </w:rPr>
+        <w:t xml:space="preserve"> sont alignés. </w:t>
       </w:r>
     </w:p>
     <w:p>
